--- a/resources/pmo-worked-examples-v1.1.docx
+++ b/resources/pmo-worked-examples-v1.1.docx
@@ -1027,7 +1027,7 @@
           </w:tcPr>
           <w:p>
             <w:r>
-              <w:t>Senior Security TPM (the reader of this doc)</w:t>
+              <w:t>Senior Security PM (the reader of this doc)</w:t>
             </w:r>
           </w:p>
         </w:tc>
@@ -16632,7 +16632,7 @@
         <w:spacing w:after="240"/>
       </w:pPr>
       <w:r>
-        <w:t>Why three versions matter: TPMs often calibrate to the situation in front of them, but the language used signals very different things to executives. An On-Track status read as 'everything fine' invites disengagement. An Off-Track status read as 'oh no' triggers panic responses. Both are wrong. Below: how to write each.</w:t>
+        <w:t>Why three versions matter: PMs often calibrate to the situation in front of them, but the language used signals very different things to executives. An On-Track status read as 'everything fine' invites disengagement. An Off-Track status read as 'oh no' triggers panic responses. Both are wrong. Below: how to write each.</w:t>
       </w:r>
     </w:p>
     <w:p>
